--- a/app/templates/PLI_M51.docx
+++ b/app/templates/PLI_M51.docx
@@ -369,20 +369,20 @@
           <w:sz w:val="24"/>
           <w:sz-cs w:val="24"/>
         </w:rPr>
-        <w:t>Thư điện tử: {email_khac}Website: {website}</w:t>
-      </w:r>
-    </w:p>
-    <w:p>
-      <w:pPr>
-        <w:spacing w:before="120"/>
-      </w:pPr>
-      <w:r>
-        <w:rPr>
-          <w:rFonts w:ascii="Arial" w:hAnsi="Arial" w:cs="Arial"/>
-          <w:sz w:val="24"/>
-          <w:sz-cs w:val="24"/>
-        </w:rPr>
-        <w:t>Sau khi xem xét lại hồ sơ đăng ký doanh nghiệp của Ông/Bà: {ong_ba_nhan_hs}là người đại diện theo pháp luật.</w:t>
+        <w:t>Thư điện tử: {email_khac} Website: {website}</w:t>
+      </w:r>
+    </w:p>
+    <w:p>
+      <w:pPr>
+        <w:spacing w:before="120"/>
+      </w:pPr>
+      <w:r>
+        <w:rPr>
+          <w:rFonts w:ascii="Arial" w:hAnsi="Arial" w:cs="Arial"/>
+          <w:sz w:val="24"/>
+          <w:sz-cs w:val="24"/>
+        </w:rPr>
+        <w:t>Sau khi xem xét lại hồ sơ đăng ký doanh nghiệp của Ông/Bà: {ong_ba_nhan_hs} là người đại diện theo pháp luật.</w:t>
       </w:r>
     </w:p>
     <w:p>

--- a/app/templates/PLI_M51.docx
+++ b/app/templates/PLI_M51.docx
@@ -185,43 +185,39 @@
           <w:sz w:val="24"/>
           <w:sz-cs w:val="24"/>
         </w:rPr>
-        <w:t xml:space="preserve">(</w:t>
-      </w:r>
-      <w:r>
-        <w:rPr>
-          <w:rFonts w:ascii="Arial" w:hAnsi="Arial" w:cs="Arial"/>
-          <w:sz w:val="24"/>
-          <w:sz-cs w:val="24"/>
-          <w:i/>
-        </w:rPr>
-        <w:t xml:space="preserve">Tên doanh nghiệp</w:t>
-      </w:r>
-      <w:r>
-        <w:rPr>
-          <w:rFonts w:ascii="Arial" w:hAnsi="Arial" w:cs="Arial"/>
-          <w:sz w:val="24"/>
-          <w:sz-cs w:val="24"/>
-        </w:rPr>
-        <w:t xml:space="preserve">)</w:t>
-      </w:r>
-      <w:r>
-        <w:rPr>
-          <w:rFonts w:ascii="Arial" w:hAnsi="Arial" w:cs="Arial"/>
-          <w:sz w:val="24"/>
-          <w:sz-cs w:val="24"/>
-          <w:i/>
-        </w:rPr>
-        <w:t xml:space="preserve"/>
-        <w:br/>
-        <w:t xml:space="preserve"/>
-      </w:r>
-      <w:r>
-        <w:rPr>
-          <w:rFonts w:ascii="Arial" w:hAnsi="Arial" w:cs="Arial"/>
-          <w:sz w:val="24"/>
-          <w:sz-cs w:val="24"/>
-        </w:rPr>
-        <w:t xml:space="preserve">Địa chỉ:</w:t>
+        <w:t>{dn.ten_tieng_viet}</w:t>
+      </w:r>
+      <w:r>
+        <w:rPr>
+          <w:rFonts w:ascii="Arial" w:hAnsi="Arial" w:cs="Arial"/>
+          <w:sz w:val="24"/>
+          <w:sz-cs w:val="24"/>
+          <w:i/>
+        </w:rPr>
+      </w:r>
+      <w:r>
+        <w:rPr>
+          <w:rFonts w:ascii="Arial" w:hAnsi="Arial" w:cs="Arial"/>
+          <w:sz w:val="24"/>
+          <w:sz-cs w:val="24"/>
+        </w:rPr>
+      </w:r>
+      <w:r>
+        <w:rPr>
+          <w:rFonts w:ascii="Arial" w:hAnsi="Arial" w:cs="Arial"/>
+          <w:sz w:val="24"/>
+          <w:sz-cs w:val="24"/>
+          <w:i/>
+        </w:rPr>
+        <w:br/>
+      </w:r>
+      <w:r>
+        <w:rPr>
+          <w:rFonts w:ascii="Arial" w:hAnsi="Arial" w:cs="Arial"/>
+          <w:sz w:val="24"/>
+          <w:sz-cs w:val="24"/>
+        </w:rPr>
+        <w:t>Địa chỉ:</w:t>
       </w:r>
       <w:r>
         <w:rPr>
@@ -238,43 +234,41 @@
           <w:sz w:val="24"/>
           <w:sz-cs w:val="24"/>
         </w:rPr>
-        <w:t xml:space="preserve">(</w:t>
-      </w:r>
-      <w:r>
-        <w:rPr>
-          <w:rFonts w:ascii="Arial" w:hAnsi="Arial" w:cs="Arial"/>
-          <w:sz w:val="24"/>
-          <w:sz-cs w:val="24"/>
-          <w:i/>
-        </w:rPr>
-        <w:t xml:space="preserve">Địa chỉ trụ sở chính</w:t>
-      </w:r>
-      <w:r>
-        <w:rPr>
-          <w:rFonts w:ascii="Arial" w:hAnsi="Arial" w:cs="Arial"/>
-          <w:sz w:val="24"/>
-          <w:sz-cs w:val="24"/>
-        </w:rPr>
-        <w:t xml:space="preserve">)</w:t>
-      </w:r>
-      <w:r>
-        <w:rPr>
-          <w:rFonts w:ascii="Arial" w:hAnsi="Arial" w:cs="Arial"/>
-          <w:sz w:val="24"/>
-          <w:sz-cs w:val="24"/>
-          <w:i/>
-        </w:rPr>
-        <w:t xml:space="preserve"/>
-        <w:br/>
-        <w:t xml:space="preserve"/>
-      </w:r>
-      <w:r>
-        <w:rPr>
-          <w:rFonts w:ascii="Arial" w:hAnsi="Arial" w:cs="Arial"/>
-          <w:sz w:val="24"/>
-          <w:sz-cs w:val="24"/>
-        </w:rPr>
-        <w:t xml:space="preserve">Mã số:</w:t>
+        <w:t>(</w:t>
+      </w:r>
+      <w:r>
+        <w:rPr>
+          <w:rFonts w:ascii="Arial" w:hAnsi="Arial" w:cs="Arial"/>
+          <w:sz w:val="24"/>
+          <w:sz-cs w:val="24"/>
+          <w:i/>
+        </w:rPr>
+        <w:t>Địa chỉ trụ sở chính</w:t>
+      </w:r>
+      <w:r>
+        <w:rPr>
+          <w:rFonts w:ascii="Arial" w:hAnsi="Arial" w:cs="Arial"/>
+          <w:sz w:val="24"/>
+          <w:sz-cs w:val="24"/>
+        </w:rPr>
+        <w:t>)</w:t>
+      </w:r>
+      <w:r>
+        <w:rPr>
+          <w:rFonts w:ascii="Arial" w:hAnsi="Arial" w:cs="Arial"/>
+          <w:sz w:val="24"/>
+          <w:sz-cs w:val="24"/>
+          <w:i/>
+        </w:rPr>
+        <w:br/>
+      </w:r>
+      <w:r>
+        <w:rPr>
+          <w:rFonts w:ascii="Arial" w:hAnsi="Arial" w:cs="Arial"/>
+          <w:sz w:val="24"/>
+          <w:sz-cs w:val="24"/>
+        </w:rPr>
+        <w:t>Mã số:</w:t>
       </w:r>
       <w:r>
         <w:rPr>
@@ -291,24 +285,24 @@
           <w:sz w:val="24"/>
           <w:sz-cs w:val="24"/>
         </w:rPr>
-        <w:t xml:space="preserve">(</w:t>
-      </w:r>
-      <w:r>
-        <w:rPr>
-          <w:rFonts w:ascii="Arial" w:hAnsi="Arial" w:cs="Arial"/>
-          <w:sz w:val="24"/>
-          <w:sz-cs w:val="24"/>
-          <w:i/>
-        </w:rPr>
-        <w:t xml:space="preserve">Mã số doanh nghiệp/Số Giấy chứng nhận đăng ký kinh doanh</w:t>
-      </w:r>
-      <w:r>
-        <w:rPr>
-          <w:rFonts w:ascii="Arial" w:hAnsi="Arial" w:cs="Arial"/>
-          <w:sz w:val="24"/>
-          <w:sz-cs w:val="24"/>
-        </w:rPr>
-        <w:t xml:space="preserve">)</w:t>
+        <w:t>(</w:t>
+      </w:r>
+      <w:r>
+        <w:rPr>
+          <w:rFonts w:ascii="Arial" w:hAnsi="Arial" w:cs="Arial"/>
+          <w:sz w:val="24"/>
+          <w:sz-cs w:val="24"/>
+          <w:i/>
+        </w:rPr>
+        <w:t>Mã số doanh nghiệp/Số Giấy chứng nhận đăng ký kinh doanh</w:t>
+      </w:r>
+      <w:r>
+        <w:rPr>
+          <w:rFonts w:ascii="Arial" w:hAnsi="Arial" w:cs="Arial"/>
+          <w:sz w:val="24"/>
+          <w:sz-cs w:val="24"/>
+        </w:rPr>
+        <w:t>)</w:t>
       </w:r>
     </w:p>
     <w:p>
